--- a/os-lab5/report-5.docx
+++ b/os-lab5/report-5.docx
@@ -226,7 +226,7 @@
         <w:pStyle w:val="BodyText"/>
       </w:pPr>
       <w:r>
-        <w:t xml:space="preserve">All experiments were done on Ubuntu 24.04 LTS (running in a virtual machine on my laptop), as the normal user</w:t>
+        <w:t xml:space="preserve">All experiments were done on Debian 13 (running in a virtual machine on my laptop), as the normal user</w:t>
       </w:r>
       <w:r>
         <w:t xml:space="preserve"> </w:t>
@@ -1413,7 +1413,7 @@
         <w:pStyle w:val="BodyText"/>
       </w:pPr>
       <w:r>
-        <w:t xml:space="preserve">On Ubuntu 24.04</w:t>
+        <w:t xml:space="preserve">On Debian 13</w:t>
       </w:r>
       <w:r>
         <w:t xml:space="preserve"> </w:t>
@@ -1705,7 +1705,7 @@
         <w:rPr>
           <w:rStyle w:val="VerbatimChar"/>
         </w:rPr>
-        <w:t xml:space="preserve">253, 0</w:t>
+        <w:t xml:space="preserve">254, 0</w:t>
       </w:r>
       <w:r>
         <w:t xml:space="preserve"> </w:t>
@@ -1803,31 +1803,7 @@
         <w:t xml:space="preserve"> </w:t>
       </w:r>
       <w:r>
-        <w:t xml:space="preserve">is much bigger: about</w:t>
-      </w:r>
-      <w:r>
-        <w:t xml:space="preserve"> </w:t>
-      </w:r>
-      <w:r>
-        <w:t xml:space="preserve">6.3 GB</w:t>
-      </w:r>
-      <w:r>
-        <w:t xml:space="preserve"> </w:t>
-      </w:r>
-      <w:r>
-        <w:t xml:space="preserve">against</w:t>
-      </w:r>
-      <w:r>
-        <w:t xml:space="preserve"> </w:t>
-      </w:r>
-      <w:r>
-        <w:t xml:space="preserve">187 MB</w:t>
-      </w:r>
-      <w:r>
-        <w:t xml:space="preserve"> </w:t>
-      </w:r>
-      <w:r>
-        <w:t xml:space="preserve">for</w:t>
+        <w:t xml:space="preserve">is much bigger: about 5.4 GB against 112 MB for</w:t>
       </w:r>
       <w:r>
         <w:t xml:space="preserve"> </w:t>
@@ -1839,19 +1815,7 @@
         <w:t xml:space="preserve">/var/log</w:t>
       </w:r>
       <w:r>
-        <w:t xml:space="preserve">, i.e. roughly</w:t>
-      </w:r>
-      <w:r>
-        <w:t xml:space="preserve"> </w:t>
-      </w:r>
-      <w:r>
-        <w:t xml:space="preserve">35</w:t>
-      </w:r>
-      <w:r>
-        <w:t xml:space="preserve"> </w:t>
-      </w:r>
-      <w:r>
-        <w:t xml:space="preserve">times bigger.</w:t>
+        <w:t xml:space="preserve">, i.e. roughly 49 times bigger.</w:t>
       </w:r>
       <w:r>
         <w:t xml:space="preserve"> </w:t>
@@ -4402,7 +4366,7 @@
         <w:t xml:space="preserve">rwxrwxr-x</w:t>
       </w:r>
       <w:r>
-        <w:t xml:space="preserve">. Ubuntu uses</w:t>
+        <w:t xml:space="preserve">. Debian uses</w:t>
       </w:r>
       <w:r>
         <w:t xml:space="preserve"> </w:t>
@@ -5530,7 +5494,7 @@
               <w:jc w:val="center"/>
             </w:pPr>
             <w:r>
-              <w:t xml:space="preserve">1 GB</w:t>
+              <w:t xml:space="preserve">16 MB</w:t>
             </w:r>
           </w:p>
         </w:tc>
@@ -5542,13 +5506,7 @@
               <w:jc w:val="center"/>
             </w:pPr>
             <w:r>
-              <w:t xml:space="preserve">vfat</w:t>
-            </w:r>
-            <w:r>
-              <w:t xml:space="preserve"> </w:t>
-            </w:r>
-            <w:r>
-              <w:t xml:space="preserve">(EFI system)</w:t>
+              <w:t xml:space="preserve">— (no mount point)</w:t>
             </w:r>
           </w:p>
         </w:tc>
@@ -5560,10 +5518,7 @@
               <w:jc w:val="center"/>
             </w:pPr>
             <w:r>
-              <w:rPr>
-                <w:rStyle w:val="VerbatimChar"/>
-              </w:rPr>
-              <w:t xml:space="preserve">/boot/efi</w:t>
+              <w:t xml:space="preserve">not mounted</w:t>
             </w:r>
           </w:p>
         </w:tc>
@@ -5592,7 +5547,7 @@
               <w:jc w:val="center"/>
             </w:pPr>
             <w:r>
-              <w:t xml:space="preserve">63 GB</w:t>
+              <w:t xml:space="preserve">760 MB</w:t>
             </w:r>
           </w:p>
         </w:tc>
@@ -5604,7 +5559,7 @@
               <w:jc w:val="center"/>
             </w:pPr>
             <w:r>
-              <w:t xml:space="preserve">ext4</w:t>
+              <w:t xml:space="preserve">vfat (EFI system)</w:t>
             </w:r>
           </w:p>
         </w:tc>
@@ -5619,6 +5574,62 @@
               <w:rPr>
                 <w:rStyle w:val="VerbatimChar"/>
               </w:rPr>
+              <w:t xml:space="preserve">/boot/efi</w:t>
+            </w:r>
+          </w:p>
+        </w:tc>
+      </w:tr>
+      <w:tr>
+        <w:tc>
+          <w:tcPr/>
+          <w:p>
+            <w:pPr>
+              <w:pStyle w:val="Compact"/>
+              <w:jc w:val="left"/>
+            </w:pPr>
+            <w:r>
+              <w:rPr>
+                <w:rStyle w:val="VerbatimChar"/>
+              </w:rPr>
+              <w:t xml:space="preserve">vda3</w:t>
+            </w:r>
+          </w:p>
+        </w:tc>
+        <w:tc>
+          <w:tcPr/>
+          <w:p>
+            <w:pPr>
+              <w:pStyle w:val="Compact"/>
+              <w:jc w:val="center"/>
+            </w:pPr>
+            <w:r>
+              <w:t xml:space="preserve">8.7 GB</w:t>
+            </w:r>
+          </w:p>
+        </w:tc>
+        <w:tc>
+          <w:tcPr/>
+          <w:p>
+            <w:pPr>
+              <w:pStyle w:val="Compact"/>
+              <w:jc w:val="center"/>
+            </w:pPr>
+            <w:r>
+              <w:t xml:space="preserve">ext4</w:t>
+            </w:r>
+          </w:p>
+        </w:tc>
+        <w:tc>
+          <w:tcPr/>
+          <w:p>
+            <w:pPr>
+              <w:pStyle w:val="Compact"/>
+              <w:jc w:val="center"/>
+            </w:pPr>
+            <w:r>
+              <w:rPr>
+                <w:rStyle w:val="VerbatimChar"/>
+              </w:rPr>
               <w:t xml:space="preserve">/</w:t>
             </w:r>
             <w:r>
@@ -5639,6 +5650,62 @@
           </w:p>
         </w:tc>
       </w:tr>
+      <w:tr>
+        <w:tc>
+          <w:tcPr/>
+          <w:p>
+            <w:pPr>
+              <w:pStyle w:val="Compact"/>
+              <w:jc w:val="left"/>
+            </w:pPr>
+            <w:r>
+              <w:rPr>
+                <w:rStyle w:val="VerbatimChar"/>
+              </w:rPr>
+              <w:t xml:space="preserve">vda4</w:t>
+            </w:r>
+          </w:p>
+        </w:tc>
+        <w:tc>
+          <w:tcPr/>
+          <w:p>
+            <w:pPr>
+              <w:pStyle w:val="Compact"/>
+              <w:jc w:val="center"/>
+            </w:pPr>
+            <w:r>
+              <w:t xml:space="preserve">547 MB</w:t>
+            </w:r>
+          </w:p>
+        </w:tc>
+        <w:tc>
+          <w:tcPr/>
+          <w:p>
+            <w:pPr>
+              <w:pStyle w:val="Compact"/>
+              <w:jc w:val="center"/>
+            </w:pPr>
+            <w:r>
+              <w:t xml:space="preserve">swap</w:t>
+            </w:r>
+          </w:p>
+        </w:tc>
+        <w:tc>
+          <w:tcPr/>
+          <w:p>
+            <w:pPr>
+              <w:pStyle w:val="Compact"/>
+              <w:jc w:val="center"/>
+            </w:pPr>
+            <w:r>
+              <w:rPr>
+                <w:rStyle w:val="VerbatimChar"/>
+              </w:rPr>
+              <w:t xml:space="preserve">[SWAP]</w:t>
+            </w:r>
+          </w:p>
+        </w:tc>
+      </w:tr>
     </w:tbl>
     <w:p>
       <w:pPr>
@@ -5660,16 +5727,7 @@
         <w:t xml:space="preserve"> </w:t>
       </w:r>
       <w:r>
-        <w:t xml:space="preserve">(major</w:t>
-      </w:r>
-      <w:r>
-        <w:t xml:space="preserve"> </w:t>
-      </w:r>
-      <w:r>
-        <w:t xml:space="preserve">253</w:t>
-      </w:r>
-      <w:r>
-        <w:t xml:space="preserve">). The root file system</w:t>
+        <w:t xml:space="preserve">(major 254). The root file system</w:t>
       </w:r>
       <w:r>
         <w:t xml:space="preserve"> </w:t>
@@ -5693,37 +5751,67 @@
         <w:rPr>
           <w:rStyle w:val="VerbatimChar"/>
         </w:rPr>
+        <w:t xml:space="preserve">vda3</w:t>
+      </w:r>
+      <w:r>
+        <w:t xml:space="preserve">, formatted as</w:t>
+      </w:r>
+      <w:r>
+        <w:t xml:space="preserve"> </w:t>
+      </w:r>
+      <w:r>
+        <w:rPr>
+          <w:rStyle w:val="VerbatimChar"/>
+        </w:rPr>
+        <w:t xml:space="preserve">ext4</w:t>
+      </w:r>
+      <w:r>
+        <w:t xml:space="preserve">;</w:t>
+      </w:r>
+      <w:r>
+        <w:t xml:space="preserve"> </w:t>
+      </w:r>
+      <w:r>
+        <w:rPr>
+          <w:rStyle w:val="VerbatimChar"/>
+        </w:rPr>
         <w:t xml:space="preserve">vda2</w:t>
       </w:r>
       <w:r>
-        <w:t xml:space="preserve">, formatted as</w:t>
-      </w:r>
-      <w:r>
-        <w:t xml:space="preserve"> </w:t>
-      </w:r>
-      <w:r>
-        <w:rPr>
-          <w:rStyle w:val="VerbatimChar"/>
-        </w:rPr>
-        <w:t xml:space="preserve">ext4</w:t>
-      </w:r>
-      <w:r>
-        <w:t xml:space="preserve">; the small</w:t>
-      </w:r>
-      <w:r>
-        <w:t xml:space="preserve"> </w:t>
-      </w:r>
-      <w:r>
-        <w:rPr>
-          <w:rStyle w:val="VerbatimChar"/>
-        </w:rPr>
-        <w:t xml:space="preserve">vda1</w:t>
-      </w:r>
-      <w:r>
-        <w:t xml:space="preserve"> </w:t>
-      </w:r>
-      <w:r>
-        <w:t xml:space="preserve">is the EFI partition.</w:t>
+        <w:t xml:space="preserve"> </w:t>
+      </w:r>
+      <w:r>
+        <w:t xml:space="preserve">is the EFI partition on</w:t>
+      </w:r>
+      <w:r>
+        <w:t xml:space="preserve"> </w:t>
+      </w:r>
+      <w:r>
+        <w:rPr>
+          <w:rStyle w:val="VerbatimChar"/>
+        </w:rPr>
+        <w:t xml:space="preserve">/boot/efi</w:t>
+      </w:r>
+      <w:r>
+        <w:t xml:space="preserve"> </w:t>
+      </w:r>
+      <w:r>
+        <w:t xml:space="preserve">and</w:t>
+      </w:r>
+      <w:r>
+        <w:t xml:space="preserve"> </w:t>
+      </w:r>
+      <w:r>
+        <w:rPr>
+          <w:rStyle w:val="VerbatimChar"/>
+        </w:rPr>
+        <w:t xml:space="preserve">vda4</w:t>
+      </w:r>
+      <w:r>
+        <w:t xml:space="preserve"> </w:t>
+      </w:r>
+      <w:r>
+        <w:t xml:space="preserve">is swap.</w:t>
       </w:r>
       <w:r>
         <w:t xml:space="preserve"> </w:t>
@@ -5761,58 +5849,13 @@
         <w:rPr>
           <w:rStyle w:val="VerbatimChar"/>
         </w:rPr>
-        <w:t xml:space="preserve">/dev/vda2</w:t>
-      </w:r>
-      <w:r>
-        <w:t xml:space="preserve"> </w:t>
-      </w:r>
-      <w:r>
-        <w:t xml:space="preserve">has</w:t>
-      </w:r>
-      <w:r>
-        <w:t xml:space="preserve"> </w:t>
-      </w:r>
-      <w:r>
-        <w:t xml:space="preserve">62 GB</w:t>
-      </w:r>
-      <w:r>
-        <w:t xml:space="preserve">, of which</w:t>
-      </w:r>
-      <w:r>
-        <w:t xml:space="preserve"> </w:t>
-      </w:r>
-      <w:r>
-        <w:t xml:space="preserve">14 GB</w:t>
-      </w:r>
-      <w:r>
-        <w:t xml:space="preserve"> </w:t>
-      </w:r>
-      <w:r>
-        <w:t xml:space="preserve">are used and</w:t>
-      </w:r>
-      <w:r>
-        <w:t xml:space="preserve"> </w:t>
-      </w:r>
-      <w:r>
-        <w:t xml:space="preserve">45 GB</w:t>
-      </w:r>
-      <w:r>
-        <w:t xml:space="preserve"> </w:t>
-      </w:r>
-      <w:r>
-        <w:t xml:space="preserve">are free: it is</w:t>
-      </w:r>
-      <w:r>
-        <w:t xml:space="preserve"> </w:t>
-      </w:r>
-      <w:r>
-        <w:t xml:space="preserve">24 %</w:t>
-      </w:r>
-      <w:r>
-        <w:t xml:space="preserve"> </w:t>
-      </w:r>
-      <w:r>
-        <w:t xml:space="preserve">full. (Used + available is a bit less than the size, because ext4 reserves 5 % of the blocks for root.)</w:t>
+        <w:t xml:space="preserve">/dev/vda3</w:t>
+      </w:r>
+      <w:r>
+        <w:t xml:space="preserve"> </w:t>
+      </w:r>
+      <w:r>
+        <w:t xml:space="preserve">has 8.5 GB, of which 6.5 GB are used and 1.6 GB are free: it is 81 % full. (Used + available is a bit less than the size, because ext4 reserves 5 % of the blocks for root.)</w:t>
       </w:r>
     </w:p>
     <w:p>
@@ -5863,31 +5906,7 @@
         <w:t xml:space="preserve"> </w:t>
       </w:r>
       <w:r>
-        <w:t xml:space="preserve">lists</w:t>
-      </w:r>
-      <w:r>
-        <w:t xml:space="preserve"> </w:t>
-      </w:r>
-      <w:r>
-        <w:t xml:space="preserve">4</w:t>
-      </w:r>
-      <w:r>
-        <w:t xml:space="preserve"> </w:t>
-      </w:r>
-      <w:r>
-        <w:t xml:space="preserve">processors, so the system sees</w:t>
-      </w:r>
-      <w:r>
-        <w:t xml:space="preserve"> </w:t>
-      </w:r>
-      <w:r>
-        <w:t xml:space="preserve">4</w:t>
-      </w:r>
-      <w:r>
-        <w:t xml:space="preserve"> </w:t>
-      </w:r>
-      <w:r>
-        <w:t xml:space="preserve">cores.</w:t>
+        <w:t xml:space="preserve">lists 6 processors, so the system sees 6 cores.</w:t>
       </w:r>
       <w:r>
         <w:t xml:space="preserve"> </w:t>
@@ -5902,25 +5921,7 @@
         <w:t xml:space="preserve"> </w:t>
       </w:r>
       <w:r>
-        <w:t xml:space="preserve">is</w:t>
-      </w:r>
-      <w:r>
-        <w:t xml:space="preserve"> </w:t>
-      </w:r>
-      <w:r>
-        <w:t xml:space="preserve">4 010 236</w:t>
-      </w:r>
-      <w:r>
-        <w:t xml:space="preserve"> kB, i.e. about</w:t>
-      </w:r>
-      <w:r>
-        <w:t xml:space="preserve"> </w:t>
-      </w:r>
-      <w:r>
-        <w:t xml:space="preserve">3.8</w:t>
-      </w:r>
-      <w:r>
-        <w:t xml:space="preserve"> GiB (4 GB assigned to the machine, minus the memory the kernel reserves for itself).</w:t>
+        <w:t xml:space="preserve">is 4 007 168 kB, i.e. about 3.8 GiB (4 GB assigned to the machine, minus the memory the kernel reserves for itself).</w:t>
       </w:r>
     </w:p>
     <w:p>
@@ -6232,7 +6233,21 @@
         <w:t xml:space="preserve"> </w:t>
       </w:r>
       <w:r>
-        <w:t xml:space="preserve">recognises gzip data. It does not look at the extension: it compares the first bytes with a database of signatures. The first two bytes</w:t>
+        <w:t xml:space="preserve">recognises gzip data. It does not look at the extension: it compares the first bytes with a database of signatures (the hex dump in Figure </w:t>
+      </w:r>
+      <w:hyperlink w:anchor="fig:sc-14">
+        <w:r>
+          <w:rPr>
+            <w:rStyle w:val="Hyperlink"/>
+          </w:rPr>
+          <w:t xml:space="preserve">14</w:t>
+        </w:r>
+      </w:hyperlink>
+      <w:r>
+        <w:t xml:space="preserve"> </w:t>
+      </w:r>
+      <w:r>
+        <w:t xml:space="preserve">shows them). The first two bytes</w:t>
       </w:r>
       <w:r>
         <w:t xml:space="preserve"> </w:t>
@@ -6541,7 +6556,7 @@
         <w:t xml:space="preserve"> </w:t>
       </w:r>
       <w:r>
-        <w:t xml:space="preserve">is, on a modern Ubuntu, just a symbolic link. The experiments with links made the separation between names and inodes very concrete:</w:t>
+        <w:t xml:space="preserve">is, on a modern Debian, just a symbolic link. The experiments with links made the separation between names and inodes very concrete:</w:t>
       </w:r>
       <w:r>
         <w:t xml:space="preserve"> </w:t>
